--- a/docs/entregables/09_arquitectura.docx
+++ b/docs/entregables/09_arquitectura.docx
@@ -1991,7 +1991,7 @@
     </w:p>
     <w:p>
       <w:r>
-        <w:t>El libro trata la arquitectura como el conjunto de decisiones que cuestan más cambiar. Pide documentarla en vistas y evaluarla contra atributos de calidad concretos (Pantaleo y Rinaudo, cap. 13). Los diagramas de componentes y de despliegue siguen la notación UML de los capítulos 8.5 y 8.6, expresada en Mermaid.</w:t>
+        <w:t>En línea con el capítulo 13 del libro, la arquitectura se trata como el conjunto de decisiones que cuestan más cambiar, se documenta en vistas y se evalúa contra atributos de calidad concretos (Pantaleo y Rinaudo, cap. 13). Las vistas de componentes y de despliegue se inspiran en los diagramas de las secciones 8.5 y 8.6, en una notación simplificada hecha con Mermaid. La organización del documento sigue la idea de documentar la arquitectura como parte del plan de proyecto (Pantaleo y Rinaudo, 5.11.1).</w:t>
       </w:r>
     </w:p>
     <w:p>
@@ -2943,7 +2943,20 @@
               <w:rPr>
                 <w:sz w:val="19"/>
               </w:rPr>
-              <w:t xml:space="preserve"> instalado</w:t>
+              <w:t xml:space="preserve"> instalado; </w:t>
+            </w:r>
+            <w:r>
+              <w:rPr>
+                <w:rFonts w:ascii="Segoe UI Emoji" w:hAnsi="Segoe UI Emoji"/>
+                <w:sz w:val="19"/>
+              </w:rPr>
+              <w:t>🟡</w:t>
+            </w:r>
+            <w:r>
+              <w:rPr>
+                <w:sz w:val="19"/>
+              </w:rPr>
+              <w:t xml:space="preserve"> 15 reglas de sobre en el PR #8</w:t>
             </w:r>
           </w:p>
         </w:tc>
@@ -3246,7 +3259,7 @@
                 <w:rFonts w:ascii="Segoe UI Emoji" w:hAnsi="Segoe UI Emoji"/>
                 <w:sz w:val="19"/>
               </w:rPr>
-              <w:t>🟡</w:t>
+              <w:t>✅</w:t>
             </w:r>
             <w:r>
               <w:rPr>
@@ -3266,7 +3279,20 @@
               <w:rPr>
                 <w:sz w:val="19"/>
               </w:rPr>
-              <w:t xml:space="preserve"> (PR #6), sin conexión a Wazuh ni a la base</w:t>
+              <w:t xml:space="preserve"> (PR #6); </w:t>
+            </w:r>
+            <w:r>
+              <w:rPr>
+                <w:rFonts w:ascii="Segoe UI Emoji" w:hAnsi="Segoe UI Emoji"/>
+                <w:sz w:val="19"/>
+              </w:rPr>
+              <w:t>⏳</w:t>
+            </w:r>
+            <w:r>
+              <w:rPr>
+                <w:sz w:val="19"/>
+              </w:rPr>
+              <w:t xml:space="preserve"> servicio, conexión a Wazuh y a la base</w:t>
             </w:r>
           </w:p>
         </w:tc>
@@ -4280,7 +4306,40 @@
         <w:t>validacion/</w:t>
       </w:r>
       <w:r>
-        <w:t xml:space="preserve"> (contrato y plantillas). Esa dependencia está permitida: </w:t>
+        <w:t xml:space="preserve">: </w:t>
+      </w:r>
+      <w:r>
+        <w:rPr>
+          <w:rFonts w:ascii="Consolas" w:hAnsi="Consolas"/>
+          <w:sz w:val="19"/>
+          <w:shd w:val="clear" w:color="auto" w:fill="F2F2F2"/>
+        </w:rPr>
+        <w:t>decision/inferencia.py</w:t>
+      </w:r>
+      <w:r>
+        <w:t xml:space="preserve"> y </w:t>
+      </w:r>
+      <w:r>
+        <w:rPr>
+          <w:rFonts w:ascii="Consolas" w:hAnsi="Consolas"/>
+          <w:sz w:val="19"/>
+          <w:shd w:val="clear" w:color="auto" w:fill="F2F2F2"/>
+        </w:rPr>
+        <w:t>decision/plantillas.py</w:t>
+      </w:r>
+      <w:r>
+        <w:t xml:space="preserve"> usan </w:t>
+      </w:r>
+      <w:r>
+        <w:rPr>
+          <w:rFonts w:ascii="Consolas" w:hAnsi="Consolas"/>
+          <w:sz w:val="19"/>
+          <w:shd w:val="clear" w:color="auto" w:fill="F2F2F2"/>
+        </w:rPr>
+        <w:t>validacion.contrato</w:t>
+      </w:r>
+      <w:r>
+        <w:t xml:space="preserve">. Esa dependencia está permitida: </w:t>
       </w:r>
       <w:r>
         <w:rPr>
@@ -4313,7 +4372,7 @@
       <w:r>
         <w:drawing>
           <wp:inline xmlns:a="http://schemas.openxmlformats.org/drawingml/2006/main" xmlns:pic="http://schemas.openxmlformats.org/drawingml/2006/picture">
-            <wp:extent cx="5400000" cy="2712329"/>
+            <wp:extent cx="5400000" cy="2569204"/>
             <wp:docPr id="4" name="Picture 4"/>
             <wp:cNvGraphicFramePr>
               <a:graphicFrameLocks noChangeAspect="1"/>
@@ -4334,7 +4393,7 @@
                   <pic:spPr>
                     <a:xfrm>
                       <a:off x="0" y="0"/>
-                      <a:ext cx="5400000" cy="2712329"/>
+                      <a:ext cx="5400000" cy="2569204"/>
                     </a:xfrm>
                     <a:prstGeom prst="rect"/>
                   </pic:spPr>
@@ -5036,7 +5095,16 @@
               <w:rPr>
                 <w:sz w:val="19"/>
               </w:rPr>
-              <w:t>Sólo con llave, sin acceso directo de root</w:t>
+              <w:t xml:space="preserve">Sólo con llave, sin acceso directo de root. </w:t>
+            </w:r>
+            <w:r>
+              <w:rPr>
+                <w:b/>
+                <w:color w:val="7A4A00"/>
+                <w:sz w:val="19"/>
+                <w:highlight w:val="yellow"/>
+              </w:rPr>
+              <w:t>[POR CONFIRMAR: si SSH está restringido a NetBird o abierto a internet — preguntar a Nicolás]</w:t>
             </w:r>
           </w:p>
         </w:tc>
@@ -5054,7 +5122,7 @@
                 <w:rFonts w:ascii="Segoe UI Emoji" w:hAnsi="Segoe UI Emoji"/>
                 <w:sz w:val="19"/>
               </w:rPr>
-              <w:t>✅</w:t>
+              <w:t>🟡</w:t>
             </w:r>
           </w:p>
         </w:tc>
@@ -6387,7 +6455,7 @@
     </w:p>
     <w:p>
       <w:r>
-        <w:t>El libro propone describir cada atributo con un escenario concreto: estímulo, entorno, respuesta y medida (Pantaleo y Rinaudo, cap. 13). Los atributos se ordenan por prioridad.</w:t>
+        <w:t>Cada atributo se describe con un escenario concreto y una medida, en línea con el capítulo 13 del libro. Los atributos se ordenan por prioridad.</w:t>
       </w:r>
     </w:p>
     <w:p>
@@ -6618,7 +6686,7 @@
               <w:rPr>
                 <w:sz w:val="19"/>
               </w:rPr>
-              <w:t xml:space="preserve"> capas deterministas probadas; </w:t>
+              <w:t xml:space="preserve"> salidas mal formadas, comandos y desvío contra un activo excluido (INY-03, 04, 07 y 09); </w:t>
             </w:r>
             <w:r>
               <w:rPr>
@@ -6631,7 +6699,7 @@
               <w:rPr>
                 <w:sz w:val="19"/>
               </w:rPr>
-              <w:t xml:space="preserve"> medición contra el modelo</w:t>
+              <w:t xml:space="preserve"> desvío de familia con JSON válido, que sólo se mide contra el modelo</w:t>
             </w:r>
           </w:p>
         </w:tc>
@@ -7040,13 +7108,26 @@
                 <w:rFonts w:ascii="Segoe UI Emoji" w:hAnsi="Segoe UI Emoji"/>
                 <w:sz w:val="19"/>
               </w:rPr>
+              <w:t>✅</w:t>
+            </w:r>
+            <w:r>
+              <w:rPr>
+                <w:sz w:val="19"/>
+              </w:rPr>
+              <w:t xml:space="preserve"> rechazo por tope (chequeo 5); </w:t>
+            </w:r>
+            <w:r>
+              <w:rPr>
+                <w:rFonts w:ascii="Segoe UI Emoji" w:hAnsi="Segoe UI Emoji"/>
+                <w:sz w:val="19"/>
+              </w:rPr>
               <w:t>⏳</w:t>
             </w:r>
             <w:r>
               <w:rPr>
                 <w:sz w:val="19"/>
               </w:rPr>
-              <w:t xml:space="preserve"> prueba de estrés; </w:t>
+              <w:t xml:space="preserve"> apertura automática y prueba de estrés; </w:t>
             </w:r>
             <w:r>
               <w:rPr>
@@ -7362,7 +7443,17 @@
     </w:p>
     <w:p>
       <w:r>
-        <w:t>El análisis de compromisos (ATAM) de la Fase 1 sigue vigente.</w:t>
+        <w:t xml:space="preserve">Los dos primeros compromisos vienen del análisis de compromisos (ATAM) de la Fase 1, que sigue vigente. Los dos últimos son </w:t>
+      </w:r>
+      <w:r>
+        <w:rPr>
+          <w:b/>
+          <w:color w:val="8A2B0E"/>
+        </w:rPr>
+        <w:t>«Propuesta»</w:t>
+      </w:r>
+      <w:r>
+        <w:t xml:space="preserve"> de esta entrega.</w:t>
       </w:r>
     </w:p>
     <w:p>
@@ -7565,9 +7656,17 @@
             </w:pPr>
             <w:r>
               <w:rPr>
-                <w:sz w:val="19"/>
-              </w:rPr>
-              <w:t>Inmutabilidad frente a retención</w:t>
+                <w:b/>
+                <w:color w:val="8A2B0E"/>
+                <w:sz w:val="19"/>
+              </w:rPr>
+              <w:t>«Propuesta»</w:t>
+            </w:r>
+            <w:r>
+              <w:rPr>
+                <w:sz w:val="19"/>
+              </w:rPr>
+              <w:t xml:space="preserve"> Inmutabilidad frente a retención</w:t>
             </w:r>
           </w:p>
         </w:tc>
@@ -7605,9 +7704,17 @@
             </w:pPr>
             <w:r>
               <w:rPr>
-                <w:sz w:val="19"/>
-              </w:rPr>
-              <w:t>Simplicidad frente a disponibilidad</w:t>
+                <w:b/>
+                <w:color w:val="8A2B0E"/>
+                <w:sz w:val="19"/>
+              </w:rPr>
+              <w:t>«Propuesta»</w:t>
+            </w:r>
+            <w:r>
+              <w:rPr>
+                <w:sz w:val="19"/>
+              </w:rPr>
+              <w:t xml:space="preserve"> Simplicidad frente a disponibilidad</w:t>
             </w:r>
           </w:p>
         </w:tc>
@@ -9368,7 +9475,7 @@
     </w:p>
     <w:p>
       <w:r>
-        <w:t>El libro recomienda probar la arquitectura con escenarios que ejerciten sus decisiones, no sólo sus funciones (Pantaleo y Rinaudo, cap. 13). Las pruebas concretas se planifican en el documento 15 (Plan de pruebas de software).</w:t>
+        <w:t>En línea con el capítulo 13 del libro, la arquitectura se prueba con escenarios que ejercitan sus decisiones, no sólo sus funciones (Pantaleo y Rinaudo, cap. 13). Las pruebas concretas se planifican en el documento 15 (Plan de pruebas de software).</w:t>
       </w:r>
     </w:p>
     <w:p>
